--- a/eng/docx/49.content.docx
+++ b/eng/docx/49.content.docx
@@ -7,6 +7,15 @@
       <w:r/>
     </w:p>
     <w:p>
+      <w:pPr>
+        <w:pStyle w:val="Heading2"/>
+      </w:pPr>
+      <w:r>
+        <w:t>Resource: Study Notes (Tyndale)</w:t>
+      </w:r>
+      <w:r/>
+    </w:p>
+    <w:p>
       <w:r/>
       <w:r>
         <w:rPr>
@@ -46,7 +55,7 @@
         <w:pStyle w:val="Heading1"/>
       </w:pPr>
       <w:r>
-        <w:t>Aquifer Open Study Notes</w:t>
+        <w:t>Study Notes (Tyndale)</w:t>
       </w:r>
     </w:p>
     <w:p>
@@ -55,6 +64,51 @@
           <w:headerReference w:type="even" r:id="rId8"/>
           <w:headerReference w:type="default" r:id="rId9"/>
           <w:footerReference w:type="default" r:id="rId10"/>
+          <w:footnotePr>
+            <w:numRestart w:val="eachSect"/>
+          </w:footnotePr>
+          <w:type w:val="continuous"/>
+          <w:pgSz w:w="12240" w:h="15840" w:code="1"/>
+          <w:pgMar w:top="1440" w:right="1440" w:bottom="1440" w:left="1440" w:header="504" w:footer="504" w:gutter="0"/>
+          <w:cols w:space="708"/>
+          <w:titlePg/>
+          <w:docGrid w:linePitch="360"/>
+        </w:sectPr>
+      </w:pPr>
+    </w:p>
+    <w:p>
+      <w:r/>
+    </w:p>
+    <w:p>
+      <w:pPr>
+        <w:pStyle w:val="Heading2"/>
+      </w:pPr>
+      <w:r>
+        <w:t>EPH</w:t>
+      </w:r>
+      <w:r/>
+    </w:p>
+    <w:p>
+      <w:r/>
+      <w:r>
+        <w:rPr>
+          <w:i/>
+        </w:rPr>
+        <w:t>Ephesians 1:1, Ephesians 1:1–2, Ephesians 1:2, Ephesians 1:3, Ephesians 1:3–14, Ephesians 1:3–3.21, Ephesians 1:4, Ephesians 1:5, Ephesians 1:6, Ephesians 1:7, Ephesians 1:8–10, Ephesians 1:11, Ephesians 1:12–13, Ephesians 1:13, Ephesians 1:14, Ephesians 1:15, Ephesians 1:15–23, Ephesians 1:17, Ephesians 1:18, Ephesians 1:19–20, Ephesians 1:21, Ephesians 1:22, Ephesians 1:23, Ephesians 2:1–3, Ephesians 2:1–10, Ephesians 2:2, Ephesians 2:3, Ephesians 2:4–10, Ephesians 2:5, Ephesians 2:6, Ephesians 2:7, Ephesians 2:8–9, Ephesians 2:10, Ephesians 2:11, Ephesians 2:11–22, Ephesians 2:12, Ephesians 2:13, Ephesians 2:14, Ephesians 2:15, Ephesians 2:16, Ephesians 2:17, Ephesians 2:18, Ephesians 2:19, Ephesians 2:20, Ephesians 2:21, Ephesians 3:1, Ephesians 3:1–13, Ephesians 3:2–13, Ephesians 3:3, Ephesians 3:5, Ephesians 3:6, Ephesians 3:7, Ephesians 3:8, Ephesians 3:10, Ephesians 3:12, Ephesians 3:13, Ephesians 3:14, Ephesians 3:14–21, Ephesians 3:15–16, Ephesians 3:17, Ephesians 3:18, Ephesians 3:19, Ephesians 3:20, Ephesians 3:20–21, Ephesians 3:21, Ephesians 4:1, Ephesians 4:1–6, Ephesians 4:1–6.20, Ephesians 4:2, Ephesians 4:3, Ephesians 4:4–6, Ephesians 4:7, Ephesians 4:7–16, Ephesians 4:8, Ephesians 4:9–10, Ephesians 4:11, Ephesians 4:12, Ephesians 4:13, Ephesians 4:14, Ephesians 4:16, Ephesians 4:17, Ephesians 4:17–5.20, Ephesians 4:18, Ephesians 4:19, Ephesians 4:20–24, Ephesians 4:24, Ephesians 4:25, Ephesians 4:26–27, Ephesians 4:28, Ephesians 4:29, Ephesians 4:30, Ephesians 4:32, Ephesians 5:1, Ephesians 5:2, Ephesians 5:3–5, Ephesians 5:4, Ephesians 5:5, Ephesians 5:6, Ephesians 5:7, Ephesians 5:8, Ephesians 5:9, Ephesians 5:10, Ephesians 5:11, Ephesians 5:13–14, Ephesians 5:15, Ephesians 5:16, Ephesians 5:18, Ephesians 5:19–20, Ephesians 5:21, Ephesians 5:21–6.9, Ephesians 5:22, Ephesians 5:22–33, Ephesians 5:23–24, Ephesians 5:25–33, Ephesians 5:26, Ephesians 5:27, Ephesians 5:28–29, Ephesians 5:31, Ephesians 5:32, Ephesians 5:33, Ephesians 6:1–4, Ephesians 6:2–3, Ephesians 6:4, Ephesians 6:5, Ephesians 6:5–9, Ephesians 6:6–7, Ephesians 6:8, Ephesians 6:9, Ephesians 6:10–20, Ephesians 6:11, Ephesians 6:12, Ephesians 6:13, Ephesians 6:14, Ephesians 6:14–17, Ephesians 6:15, Ephesians 6:16, Ephesians 6:17, Ephesians 6:18, Ephesians 6:19–20, Ephesians 6:21–24, Ephesians 6:23–24</w:t>
+      </w:r>
+      <w:r/>
+    </w:p>
+    <w:p>
+      <w:r/>
+      <w:r>
+        <w:t xml:space="preserve"> </w:t>
+      </w:r>
+      <w:r/>
+      <w:r/>
+    </w:p>
+    <w:p>
+      <w:pPr>
+        <w:sectPr>
           <w:footnotePr>
             <w:numRestart w:val="eachSect"/>
           </w:footnotePr>

--- a/eng/docx/49.content.docx
+++ b/eng/docx/49.content.docx
@@ -166,13 +166,6 @@
       </w:r>
       <w:r>
         <w:rPr>
-          <w:i/>
-          <w:lang w:val="en_US" w:bidi="en_US"/>
-        </w:rPr>
-        <w:t>Ephesians 1:1, Ephesians 1:1–2, Ephesians 1:2, Ephesians 1:3, Ephesians 1:3–14, Ephesians 1:3–3.21, Ephesians 1:4, Ephesians 1:5, Ephesians 1:6, Ephesians 1:7, Ephesians 1:8–10, Ephesians 1:11, Ephesians 1:12–13, Ephesians 1:13, Ephesians 1:14, Ephesians 1:15, Ephesians 1:15–23, Ephesians 1:17, Ephesians 1:18, Ephesians 1:19–20, Ephesians 1:21, Ephesians 1:22, Ephesians 1:23, Ephesians 2:1–3, Ephesians 2:1–10, Ephesians 2:2, Ephesians 2:3, Ephesians 2:4–10, Ephesians 2:5, Ephesians 2:6, Ephesians 2:7, Ephesians 2:8–9, Ephesians 2:10, Ephesians 2:11, Ephesians 2:11–22, Ephesians 2:12, Ephesians 2:13, Ephesians 2:14, Ephesians 2:15, Ephesians 2:16, Ephesians 2:17, Ephesians 2:18, Ephesians 2:19, Ephesians 2:20, Ephesians 2:21, Ephesians 3:1, Ephesians 3:1–13, Ephesians 3:2–13, Ephesians 3:3, Ephesians 3:5, Ephesians 3:6, Ephesians 3:7, Ephesians 3:8, Ephesians 3:10, Ephesians 3:12, Ephesians 3:13, Ephesians 3:14, Ephesians 3:14–21, Ephesians 3:15–16, Ephesians 3:17, Ephesians 3:18, Ephesians 3:19, Ephesians 3:20, Ephesians 3:20–21, Ephesians 3:21, Ephesians 4:1, Ephesians 4:1–6, Ephesians 4:1–6.20, Ephesians 4:2, Ephesians 4:3, Ephesians 4:4–6, Ephesians 4:7, Ephesians 4:7–16, Ephesians 4:8, Ephesians 4:9–10, Ephesians 4:11, Ephesians 4:12, Ephesians 4:13, Ephesians 4:14, Ephesians 4:16, Ephesians 4:17, Ephesians 4:17–5.20, Ephesians 4:18, Ephesians 4:19, Ephesians 4:20–24, Ephesians 4:24, Ephesians 4:25, Ephesians 4:26–27, Ephesians 4:28, Ephesians 4:29, Ephesians 4:30, Ephesians 4:32, Ephesians 5:1, Ephesians 5:2, Ephesians 5:3–5, Ephesians 5:4, Ephesians 5:5, Ephesians 5:6, Ephesians 5:7, Ephesians 5:8, Ephesians 5:9, Ephesians 5:10, Ephesians 5:11, Ephesians 5:13–14, Ephesians 5:15, Ephesians 5:16, Ephesians 5:18, Ephesians 5:19–20, Ephesians 5:21, Ephesians 5:21–6.9, Ephesians 5:22, Ephesians 5:22–33, Ephesians 5:23–24, Ephesians 5:25–33, Ephesians 5:26, Ephesians 5:27, Ephesians 5:28–29, Ephesians 5:31, Ephesians 5:32, Ephesians 5:33, Ephesians 6:1–4, Ephesians 6:2–3, Ephesians 6:4, Ephesians 6:5, Ephesians 6:5–9, Ephesians 6:6–7, Ephesians 6:8, Ephesians 6:9, Ephesians 6:10–20, Ephesians 6:11, Ephesians 6:12, Ephesians 6:13, Ephesians 6:14, Ephesians 6:14–17, Ephesians 6:15, Ephesians 6:16, Ephesians 6:17, Ephesians 6:18, Ephesians 6:19–20, Ephesians 6:21–24, Ephesians 6:23–24</w:t>
-      </w:r>
-      <w:r>
-        <w:rPr>
           <w:lang w:val="en_US" w:bidi="en_US"/>
         </w:rPr>
       </w:r>
@@ -5560,7 +5553,7 @@
         <w:rPr>
           <w:lang w:val="en_US" w:bidi="en_US"/>
         </w:rPr>
-        <w:t>). When the Bible talks about "the blood of Christ," it is referring to Jesus' death as a sacrifice. Through Jesus's sacrifice, God offers forgiveness and reconciliation to all who believe.</w:t>
+        <w:t>). When the Bible talks about "the blood of Christ," it is referring to the death of Jesus as a sacrifice. Through the sacrifice of Jesus, God offers forgiveness and reconciliation to all who believe.</w:t>
       </w:r>
       <w:r>
         <w:rPr>

--- a/eng/docx/49.content.docx
+++ b/eng/docx/49.content.docx
@@ -150,19 +150,6 @@
           <w:lang w:val="en_US" w:bidi="en_US"/>
         </w:rPr>
         <w:t>EPH</w:t>
-      </w:r>
-      <w:r>
-        <w:rPr>
-          <w:lang w:val="en_US" w:bidi="en_US"/>
-        </w:rPr>
-      </w:r>
-    </w:p>
-    <w:p>
-      <w:pPr/>
-      <w:r>
-        <w:rPr>
-          <w:lang w:val="en_US" w:bidi="en_US"/>
-        </w:rPr>
       </w:r>
       <w:r>
         <w:rPr>

--- a/eng/docx/49.content.docx
+++ b/eng/docx/49.content.docx
@@ -19,7 +19,7 @@
         <w:rPr>
           <w:lang w:val="en_US" w:bidi="en_US"/>
         </w:rPr>
-        <w:t>Resource: Study Notes (Tyndale)</w:t>
+        <w:t>Resource: Tyndale Open Study Notes</w:t>
       </w:r>
       <w:r>
         <w:rPr>
@@ -112,7 +112,7 @@
         <w:rPr>
           <w:lang w:val="en_US" w:bidi="en_US"/>
         </w:rPr>
-        <w:t>Study Notes (Tyndale)</w:t>
+        <w:t>Tyndale Open Study Notes</w:t>
       </w:r>
     </w:p>
     <w:p>

--- a/eng/docx/49.content.docx
+++ b/eng/docx/49.content.docx
@@ -830,7 +830,7 @@
         <w:rPr>
           <w:lang w:val="en_US" w:bidi="en_US"/>
         </w:rPr>
-        <w:t xml:space="preserve">Paul praises God for all the spiritual blessings given through Jesus Christ to both non-Jewish people (gentiles) and Jews. This section is a single, complex sentence in Greek. It is one of the longest sentences in Paul’s letters. Long sentences are typical of Paul’s writing (also in </w:t>
+        <w:t xml:space="preserve">Paul praises God for all the spiritual blessings given through Jesus Christ to both non-Jewish people (Gentiles) and Jews. This section is a single, complex sentence in Greek. It is one of the longest sentences in Paul’s letters. Long sentences are typical of Paul’s writing (also in </w:t>
       </w:r>
       <w:hyperlink r:id="rId30">
         <w:r>
@@ -1988,7 +1988,7 @@
         <w:rPr>
           <w:lang w:val="en_US" w:bidi="en_US"/>
         </w:rPr>
-        <w:t xml:space="preserve">). Ephesians specifically highlights the inclusion of both gentiles and Jews in God's redeemed people (see </w:t>
+        <w:t xml:space="preserve">). Ephesians specifically highlights the inclusion of both Gentiles and Jews in God's redeemed people (see </w:t>
       </w:r>
       <w:hyperlink r:id="rId68">
         <w:r>
@@ -2295,13 +2295,26 @@
           <w:i/>
           <w:lang w:val="en_US" w:bidi="en_US"/>
         </w:rPr>
-        <w:t>we … you:</w:t>
-      </w:r>
-      <w:r>
-        <w:rPr>
-          <w:lang w:val="en_US" w:bidi="en_US"/>
-        </w:rPr>
-        <w:t xml:space="preserve"> "We" here likely refers to Jews, and "you" to non-Jews (gentiles).</w:t>
+        <w:t>We</w:t>
+      </w:r>
+      <w:r>
+        <w:rPr>
+          <w:lang w:val="en_US" w:bidi="en_US"/>
+        </w:rPr>
+        <w:t xml:space="preserve"> here likely refers to Jews, and </w:t>
+      </w:r>
+      <w:r>
+        <w:rPr>
+          <w:i/>
+          <w:lang w:val="en_US" w:bidi="en_US"/>
+        </w:rPr>
+        <w:t>you</w:t>
+      </w:r>
+      <w:r>
+        <w:rPr>
+          <w:lang w:val="en_US" w:bidi="en_US"/>
+        </w:rPr>
+        <w:t xml:space="preserve"> likely refers to non-Jews (Gentiles).</w:t>
       </w:r>
       <w:r>
         <w:rPr>
@@ -5126,7 +5139,20 @@
         <w:rPr>
           <w:lang w:val="en_US" w:bidi="en_US"/>
         </w:rPr>
-        <w:t xml:space="preserve">Traditionally, Jews avoided Gentiles and did not consider them part of God’s people. They called them “uncircumcised,” meaning they had not received the sign of the covenant (see </w:t>
+        <w:t xml:space="preserve">Traditionally, Jews avoided Gentiles and did not consider them part of God’s people. They called them </w:t>
+      </w:r>
+      <w:r>
+        <w:rPr>
+          <w:i/>
+          <w:lang w:val="en_US" w:bidi="en_US"/>
+        </w:rPr>
+        <w:t>uncircumcised</w:t>
+      </w:r>
+      <w:r>
+        <w:rPr>
+          <w:lang w:val="en_US" w:bidi="en_US"/>
+        </w:rPr>
+        <w:t xml:space="preserve">, meaning they had not received the sign of the covenant (see </w:t>
       </w:r>
       <w:hyperlink r:id="rId151">
         <w:r>
@@ -5210,7 +5236,7 @@
         <w:rPr>
           <w:lang w:val="en_US" w:bidi="en_US"/>
         </w:rPr>
-        <w:t>Paul now focuses on the grace God has given particularly to gentiles (non-Jews). God brought them into his family and united them with Jews in a new, unified, multiethnic community. This new community is the body of Christ, the church. Paul’s focus on including gentiles suggests they might have exprienced discrimination from Jewish Christians.</w:t>
+        <w:t>Paul now focuses on the grace God has given, particularly to Gentiles (non-Jews). God brought them into his family and united them with Jews in a new, unified, multiethnic community. This new community is the body of Christ, the church. Paul’s focus on including Gentiles suggests they might have experienced discrimination from Jewish Christians.</w:t>
       </w:r>
       <w:r>
         <w:rPr>
@@ -5258,7 +5284,7 @@
         <w:rPr>
           <w:lang w:val="en_US" w:bidi="en_US"/>
         </w:rPr>
-        <w:t xml:space="preserve">Before non-Jewish people (gentiles) became believers in Jesus Christ, they had no part in God’s people or the covenant promises God had made to made to them. They were without God and without hope (see </w:t>
+        <w:t xml:space="preserve">Before non-Jewish people (Gentiles) became believers in Jesus Christ, they had no part in God’s people or the covenant promises God had made to them. They were without God and without hope (see </w:t>
       </w:r>
       <w:hyperlink r:id="rId153">
         <w:r>
@@ -6001,7 +6027,7 @@
         <w:rPr>
           <w:lang w:val="en_US" w:bidi="en_US"/>
         </w:rPr>
-        <w:t>Christ's death on the cross reconciles humans to God. It also reconciles Jews and gentiles to each other.</w:t>
+        <w:t>Christ's death on the cross reconciles humans to God. It also reconciles Jews and Gentiles to each other.</w:t>
       </w:r>
       <w:r>
         <w:rPr>
@@ -6096,7 +6122,7 @@
         <w:rPr>
           <w:lang w:val="en_US" w:bidi="en_US"/>
         </w:rPr>
-        <w:t>The Greek text does not include the words gentiles and Jews</w:t>
+        <w:t>The Greek text does not include the words Gentiles and Jews</w:t>
       </w:r>
       <w:r>
         <w:rPr>
@@ -6187,7 +6213,7 @@
         <w:rPr>
           <w:lang w:val="en_US" w:bidi="en_US"/>
         </w:rPr>
-        <w:t xml:space="preserve">Because of Christ’s sacrifice for sins, both Jewish and gentile believers receive the Holy Spirit. This allows them to approach God openly (see </w:t>
+        <w:t xml:space="preserve">Because of Christ’s sacrifice for sins, both Jewish and Gentile believers receive the Holy Spirit. This allows them to approach God openly (see </w:t>
       </w:r>
       <w:hyperlink r:id="rId179">
         <w:r>
@@ -9772,7 +9798,7 @@
         <w:rPr>
           <w:lang w:val="en_US" w:bidi="en_US"/>
         </w:rPr>
-        <w:t>The church, which is the community of believers including both Jews and gentiles, should reflect and fully express God's glory.</w:t>
+        <w:t>The church, which is the community of believers including both Jews and Gentiles, should reflect and fully express God's glory.</w:t>
       </w:r>
       <w:r>
         <w:rPr>
@@ -10036,7 +10062,7 @@
         <w:rPr>
           <w:lang w:val="en_US" w:bidi="en_US"/>
         </w:rPr>
-        <w:t>God's saving grace for both Jews and non-Jews (gentiles) should guide how they interact in the church. They should welcome each other warmly, just as God has welcomed them.</w:t>
+        <w:t>God's saving grace for both Jews and non-Jews (Gentiles) should guide how they interact in the church. They should welcome each other warmly, just as God has welcomed them.</w:t>
       </w:r>
       <w:r>
         <w:rPr>
@@ -10304,7 +10330,7 @@
         <w:rPr>
           <w:lang w:val="en_US" w:bidi="en_US"/>
         </w:rPr>
-        <w:t xml:space="preserve"> Paul emphasizes that God accepts both gentiles and Jews (</w:t>
+        <w:t xml:space="preserve"> Paul emphasizes that God accepts both Gentiles and Jews (</w:t>
       </w:r>
       <w:hyperlink r:id="rId283">
         <w:r>
@@ -10322,7 +10348,7 @@
         <w:rPr>
           <w:lang w:val="en_US" w:bidi="en_US"/>
         </w:rPr>
-        <w:t xml:space="preserve">). This acceptance should guide behavior. Jews and gentiles should accept each other in the church (see </w:t>
+        <w:t xml:space="preserve">). This acceptance should guide behavior. Jews and Gentiles should accept each other in the church (see </w:t>
       </w:r>
       <w:hyperlink r:id="rId284">
         <w:r>
@@ -19019,7 +19045,7 @@
         <w:rPr>
           <w:lang w:val="en_US" w:bidi="en_US"/>
         </w:rPr>
-        <w:t xml:space="preserve">Paul's mission was to help non-Jews (gentiles) understand they are now accepted by God and welcomed into God's church. </w:t>
+        <w:t xml:space="preserve">Paul's mission was to help non-Jews (Gentiles) understand they are now accepted by God and welcomed into God's church. </w:t>
       </w:r>
     </w:p>
     <w:p>

--- a/eng/docx/49.content.docx
+++ b/eng/docx/49.content.docx
@@ -19,7 +19,7 @@
         <w:rPr>
           <w:lang w:val="en_US" w:bidi="en_US"/>
         </w:rPr>
-        <w:t>Resource: Tyndale Open Study Notes</w:t>
+        <w:t>Resource: Aquifer Open Study Notes</w:t>
       </w:r>
       <w:r>
         <w:rPr>
@@ -112,7 +112,7 @@
         <w:rPr>
           <w:lang w:val="en_US" w:bidi="en_US"/>
         </w:rPr>
-        <w:t>Tyndale Open Study Notes</w:t>
+        <w:t>Aquifer Open Study Notes</w:t>
       </w:r>
     </w:p>
     <w:p>
